--- a/분석산출물/분석산출물_최백문_v0.3.docx
+++ b/분석산출물/분석산출물_최백문_v0.3.docx
@@ -116,11 +116,25 @@
             <w:tcW w:w="6497" w:type="dxa"/>
           </w:tcPr>
           <w:p>
-            <w:r>
-              <w:rPr>
-                <w:sz w:val="20"/>
-              </w:rPr>
-              <w:t>0.2</w:t>
+            <w:pPr>
+              <w:rPr>
+                <w:rFonts w:hint="eastAsia"/>
+                <w:lang w:eastAsia="ko-KR"/>
+              </w:rPr>
+            </w:pPr>
+            <w:r>
+              <w:rPr>
+                <w:sz w:val="20"/>
+              </w:rPr>
+              <w:t>0.</w:t>
+            </w:r>
+            <w:r>
+              <w:rPr>
+                <w:rFonts w:hint="eastAsia"/>
+                <w:sz w:val="20"/>
+                <w:lang w:eastAsia="ko-KR"/>
+              </w:rPr>
+              <w:t>3</w:t>
             </w:r>
           </w:p>
         </w:tc>
@@ -178,11 +192,25 @@
             <w:tcW w:w="6497" w:type="dxa"/>
           </w:tcPr>
           <w:p>
-            <w:r>
-              <w:rPr>
-                <w:sz w:val="20"/>
-              </w:rPr>
-              <w:t>2026-10-09</w:t>
+            <w:pPr>
+              <w:rPr>
+                <w:rFonts w:hint="eastAsia"/>
+                <w:lang w:eastAsia="ko-KR"/>
+              </w:rPr>
+            </w:pPr>
+            <w:r>
+              <w:rPr>
+                <w:sz w:val="20"/>
+              </w:rPr>
+              <w:t>2026-10-</w:t>
+            </w:r>
+            <w:r>
+              <w:rPr>
+                <w:rFonts w:hint="eastAsia"/>
+                <w:sz w:val="20"/>
+                <w:lang w:eastAsia="ko-KR"/>
+              </w:rPr>
+              <w:t>11</w:t>
             </w:r>
           </w:p>
         </w:tc>
@@ -1816,6 +1844,1618 @@
                 <w:lang w:eastAsia="ko-KR"/>
               </w:rPr>
               <w:t>적었다</w:t>
+            </w:r>
+            <w:r>
+              <w:rPr>
+                <w:sz w:val="20"/>
+                <w:lang w:eastAsia="ko-KR"/>
+              </w:rPr>
+              <w:t>.</w:t>
+            </w:r>
+          </w:p>
+        </w:tc>
+      </w:tr>
+      <w:tr>
+        <w:trPr>
+          <w:jc w:val="center"/>
+        </w:trPr>
+        <w:tc>
+          <w:tcPr>
+            <w:tcW w:w="567" w:type="dxa"/>
+          </w:tcPr>
+          <w:p>
+            <w:pPr>
+              <w:rPr>
+                <w:rFonts w:hint="eastAsia"/>
+                <w:sz w:val="20"/>
+                <w:lang w:eastAsia="ko-KR"/>
+              </w:rPr>
+            </w:pPr>
+            <w:r>
+              <w:rPr>
+                <w:rFonts w:hint="eastAsia"/>
+                <w:sz w:val="20"/>
+                <w:lang w:eastAsia="ko-KR"/>
+              </w:rPr>
+              <w:t>0</w:t>
+            </w:r>
+          </w:p>
+        </w:tc>
+        <w:tc>
+          <w:tcPr>
+            <w:tcW w:w="567" w:type="dxa"/>
+          </w:tcPr>
+          <w:p>
+            <w:pPr>
+              <w:rPr>
+                <w:rFonts w:hint="eastAsia"/>
+                <w:sz w:val="20"/>
+                <w:lang w:eastAsia="ko-KR"/>
+              </w:rPr>
+            </w:pPr>
+            <w:r>
+              <w:rPr>
+                <w:rFonts w:hint="eastAsia"/>
+                <w:sz w:val="20"/>
+                <w:lang w:eastAsia="ko-KR"/>
+              </w:rPr>
+              <w:t>3</w:t>
+            </w:r>
+          </w:p>
+        </w:tc>
+        <w:tc>
+          <w:tcPr>
+            <w:tcW w:w="1474" w:type="dxa"/>
+          </w:tcPr>
+          <w:p>
+            <w:pPr>
+              <w:rPr>
+                <w:rFonts w:hint="eastAsia"/>
+                <w:sz w:val="20"/>
+                <w:lang w:eastAsia="ko-KR"/>
+              </w:rPr>
+            </w:pPr>
+            <w:r>
+              <w:rPr>
+                <w:rFonts w:hint="eastAsia"/>
+                <w:sz w:val="20"/>
+                <w:lang w:eastAsia="ko-KR"/>
+              </w:rPr>
+              <w:t>2026-10-11</w:t>
+            </w:r>
+          </w:p>
+        </w:tc>
+        <w:tc>
+          <w:tcPr>
+            <w:tcW w:w="5703" w:type="dxa"/>
+          </w:tcPr>
+          <w:p>
+            <w:pPr>
+              <w:rPr>
+                <w:sz w:val="20"/>
+                <w:lang w:eastAsia="ko-KR"/>
+              </w:rPr>
+            </w:pPr>
+            <w:r>
+              <w:rPr>
+                <w:sz w:val="20"/>
+                <w:lang w:eastAsia="ko-KR"/>
+              </w:rPr>
+              <w:t>전체</w:t>
+            </w:r>
+            <w:r>
+              <w:rPr>
+                <w:sz w:val="20"/>
+                <w:lang w:eastAsia="ko-KR"/>
+              </w:rPr>
+              <w:t xml:space="preserve"> </w:t>
+            </w:r>
+            <w:proofErr w:type="spellStart"/>
+            <w:r>
+              <w:rPr>
+                <w:sz w:val="20"/>
+                <w:lang w:eastAsia="ko-KR"/>
+              </w:rPr>
+              <w:t>액티비티도와</w:t>
+            </w:r>
+            <w:proofErr w:type="spellEnd"/>
+            <w:r>
+              <w:rPr>
+                <w:sz w:val="20"/>
+                <w:lang w:eastAsia="ko-KR"/>
+              </w:rPr>
+              <w:t xml:space="preserve"> </w:t>
+            </w:r>
+            <w:r>
+              <w:rPr>
+                <w:sz w:val="20"/>
+                <w:lang w:eastAsia="ko-KR"/>
+              </w:rPr>
+              <w:t>설명을</w:t>
+            </w:r>
+            <w:r>
+              <w:rPr>
+                <w:sz w:val="20"/>
+                <w:lang w:eastAsia="ko-KR"/>
+              </w:rPr>
+              <w:t xml:space="preserve"> </w:t>
+            </w:r>
+            <w:r>
+              <w:rPr>
+                <w:sz w:val="20"/>
+                <w:lang w:eastAsia="ko-KR"/>
+              </w:rPr>
+              <w:t>정비하고</w:t>
+            </w:r>
+            <w:r>
+              <w:rPr>
+                <w:sz w:val="20"/>
+                <w:lang w:eastAsia="ko-KR"/>
+              </w:rPr>
+              <w:t xml:space="preserve"> </w:t>
+            </w:r>
+            <w:r>
+              <w:rPr>
+                <w:sz w:val="20"/>
+                <w:lang w:eastAsia="ko-KR"/>
+              </w:rPr>
+              <w:t>여행</w:t>
+            </w:r>
+            <w:r>
+              <w:rPr>
+                <w:sz w:val="20"/>
+                <w:lang w:eastAsia="ko-KR"/>
+              </w:rPr>
+              <w:t xml:space="preserve"> </w:t>
+            </w:r>
+            <w:r>
+              <w:rPr>
+                <w:sz w:val="20"/>
+                <w:lang w:eastAsia="ko-KR"/>
+              </w:rPr>
+              <w:t>조회</w:t>
+            </w:r>
+            <w:r>
+              <w:rPr>
+                <w:sz w:val="20"/>
+                <w:lang w:eastAsia="ko-KR"/>
+              </w:rPr>
+              <w:t>·</w:t>
+            </w:r>
+            <w:r>
+              <w:rPr>
+                <w:sz w:val="20"/>
+                <w:lang w:eastAsia="ko-KR"/>
+              </w:rPr>
+              <w:t>가격</w:t>
+            </w:r>
+            <w:r>
+              <w:rPr>
+                <w:sz w:val="20"/>
+                <w:lang w:eastAsia="ko-KR"/>
+              </w:rPr>
+              <w:t xml:space="preserve"> </w:t>
+            </w:r>
+            <w:r>
+              <w:rPr>
+                <w:sz w:val="20"/>
+                <w:lang w:eastAsia="ko-KR"/>
+              </w:rPr>
+              <w:t>계산</w:t>
+            </w:r>
+            <w:r>
+              <w:rPr>
+                <w:sz w:val="20"/>
+                <w:lang w:eastAsia="ko-KR"/>
+              </w:rPr>
+              <w:t>·</w:t>
+            </w:r>
+            <w:r>
+              <w:rPr>
+                <w:sz w:val="20"/>
+                <w:lang w:eastAsia="ko-KR"/>
+              </w:rPr>
+              <w:t>신청</w:t>
+            </w:r>
+            <w:r>
+              <w:rPr>
+                <w:sz w:val="20"/>
+                <w:lang w:eastAsia="ko-KR"/>
+              </w:rPr>
+              <w:t xml:space="preserve"> </w:t>
+            </w:r>
+            <w:r>
+              <w:rPr>
+                <w:sz w:val="20"/>
+                <w:lang w:eastAsia="ko-KR"/>
+              </w:rPr>
+              <w:t>검증</w:t>
+            </w:r>
+            <w:r>
+              <w:rPr>
+                <w:sz w:val="20"/>
+                <w:lang w:eastAsia="ko-KR"/>
+              </w:rPr>
+              <w:t xml:space="preserve"> </w:t>
+            </w:r>
+            <w:r>
+              <w:rPr>
+                <w:sz w:val="20"/>
+                <w:lang w:eastAsia="ko-KR"/>
+              </w:rPr>
+              <w:t>규칙을</w:t>
+            </w:r>
+            <w:r>
+              <w:rPr>
+                <w:sz w:val="20"/>
+                <w:lang w:eastAsia="ko-KR"/>
+              </w:rPr>
+              <w:t xml:space="preserve"> </w:t>
+            </w:r>
+            <w:r>
+              <w:rPr>
+                <w:sz w:val="20"/>
+                <w:lang w:eastAsia="ko-KR"/>
+              </w:rPr>
+              <w:t>보완했다</w:t>
+            </w:r>
+            <w:r>
+              <w:rPr>
+                <w:sz w:val="20"/>
+                <w:lang w:eastAsia="ko-KR"/>
+              </w:rPr>
+              <w:t>.</w:t>
+            </w:r>
+          </w:p>
+          <w:p>
+            <w:pPr>
+              <w:rPr>
+                <w:sz w:val="20"/>
+                <w:lang w:eastAsia="ko-KR"/>
+              </w:rPr>
+            </w:pPr>
+            <w:r>
+              <w:rPr>
+                <w:rFonts w:hint="eastAsia"/>
+                <w:sz w:val="20"/>
+                <w:lang w:eastAsia="ko-KR"/>
+              </w:rPr>
+              <w:t xml:space="preserve">- </w:t>
+            </w:r>
+            <w:r>
+              <w:rPr>
+                <w:sz w:val="20"/>
+                <w:lang w:eastAsia="ko-KR"/>
+              </w:rPr>
+              <w:t>전체</w:t>
+            </w:r>
+            <w:r>
+              <w:rPr>
+                <w:sz w:val="20"/>
+                <w:lang w:eastAsia="ko-KR"/>
+              </w:rPr>
+              <w:t xml:space="preserve"> </w:t>
+            </w:r>
+            <w:proofErr w:type="spellStart"/>
+            <w:r>
+              <w:rPr>
+                <w:sz w:val="20"/>
+                <w:lang w:eastAsia="ko-KR"/>
+              </w:rPr>
+              <w:t>액티비티도에</w:t>
+            </w:r>
+            <w:proofErr w:type="spellEnd"/>
+            <w:r>
+              <w:rPr>
+                <w:sz w:val="20"/>
+                <w:lang w:eastAsia="ko-KR"/>
+              </w:rPr>
+              <w:t xml:space="preserve"> </w:t>
+            </w:r>
+            <w:r>
+              <w:rPr>
+                <w:sz w:val="20"/>
+                <w:lang w:eastAsia="ko-KR"/>
+              </w:rPr>
+              <w:t>가격</w:t>
+            </w:r>
+            <w:r>
+              <w:rPr>
+                <w:sz w:val="20"/>
+                <w:lang w:eastAsia="ko-KR"/>
+              </w:rPr>
+              <w:t xml:space="preserve"> </w:t>
+            </w:r>
+            <w:r>
+              <w:rPr>
+                <w:sz w:val="20"/>
+                <w:lang w:eastAsia="ko-KR"/>
+              </w:rPr>
+              <w:t>계산</w:t>
+            </w:r>
+            <w:r>
+              <w:rPr>
+                <w:sz w:val="20"/>
+                <w:lang w:eastAsia="ko-KR"/>
+              </w:rPr>
+              <w:t xml:space="preserve">, </w:t>
+            </w:r>
+            <w:r>
+              <w:rPr>
+                <w:sz w:val="20"/>
+                <w:lang w:eastAsia="ko-KR"/>
+              </w:rPr>
+              <w:t>단골</w:t>
+            </w:r>
+            <w:r>
+              <w:rPr>
+                <w:sz w:val="20"/>
+                <w:lang w:eastAsia="ko-KR"/>
+              </w:rPr>
+              <w:t xml:space="preserve"> </w:t>
+            </w:r>
+            <w:r>
+              <w:rPr>
+                <w:sz w:val="20"/>
+                <w:lang w:eastAsia="ko-KR"/>
+              </w:rPr>
+              <w:t>할인</w:t>
+            </w:r>
+            <w:r>
+              <w:rPr>
+                <w:sz w:val="20"/>
+                <w:lang w:eastAsia="ko-KR"/>
+              </w:rPr>
+              <w:t xml:space="preserve">, </w:t>
+            </w:r>
+            <w:r>
+              <w:rPr>
+                <w:sz w:val="20"/>
+                <w:lang w:eastAsia="ko-KR"/>
+              </w:rPr>
+              <w:t>옵션</w:t>
+            </w:r>
+            <w:r>
+              <w:rPr>
+                <w:sz w:val="20"/>
+                <w:lang w:eastAsia="ko-KR"/>
+              </w:rPr>
+              <w:t xml:space="preserve"> </w:t>
+            </w:r>
+            <w:r>
+              <w:rPr>
+                <w:sz w:val="20"/>
+                <w:lang w:eastAsia="ko-KR"/>
+              </w:rPr>
+              <w:t>변경</w:t>
+            </w:r>
+            <w:r>
+              <w:rPr>
+                <w:sz w:val="20"/>
+                <w:lang w:eastAsia="ko-KR"/>
+              </w:rPr>
+              <w:t xml:space="preserve"> </w:t>
+            </w:r>
+            <w:r>
+              <w:rPr>
+                <w:sz w:val="20"/>
+                <w:lang w:eastAsia="ko-KR"/>
+              </w:rPr>
+              <w:t>후</w:t>
+            </w:r>
+            <w:r>
+              <w:rPr>
+                <w:sz w:val="20"/>
+                <w:lang w:eastAsia="ko-KR"/>
+              </w:rPr>
+              <w:t xml:space="preserve"> </w:t>
+            </w:r>
+            <w:r>
+              <w:rPr>
+                <w:sz w:val="20"/>
+                <w:lang w:eastAsia="ko-KR"/>
+              </w:rPr>
+              <w:t>재계산</w:t>
+            </w:r>
+            <w:r>
+              <w:rPr>
+                <w:sz w:val="20"/>
+                <w:lang w:eastAsia="ko-KR"/>
+              </w:rPr>
+              <w:t xml:space="preserve">, </w:t>
+            </w:r>
+            <w:r>
+              <w:rPr>
+                <w:sz w:val="20"/>
+                <w:lang w:eastAsia="ko-KR"/>
+              </w:rPr>
+              <w:t>신청</w:t>
+            </w:r>
+            <w:r>
+              <w:rPr>
+                <w:sz w:val="20"/>
+                <w:lang w:eastAsia="ko-KR"/>
+              </w:rPr>
+              <w:t xml:space="preserve"> </w:t>
+            </w:r>
+            <w:r>
+              <w:rPr>
+                <w:sz w:val="20"/>
+                <w:lang w:eastAsia="ko-KR"/>
+              </w:rPr>
+              <w:t>검증</w:t>
+            </w:r>
+            <w:r>
+              <w:rPr>
+                <w:sz w:val="20"/>
+                <w:lang w:eastAsia="ko-KR"/>
+              </w:rPr>
+              <w:t>·</w:t>
+            </w:r>
+            <w:r>
+              <w:rPr>
+                <w:sz w:val="20"/>
+                <w:lang w:eastAsia="ko-KR"/>
+              </w:rPr>
+              <w:t>저장</w:t>
+            </w:r>
+            <w:r>
+              <w:rPr>
+                <w:sz w:val="20"/>
+                <w:lang w:eastAsia="ko-KR"/>
+              </w:rPr>
+              <w:t xml:space="preserve"> </w:t>
+            </w:r>
+            <w:r>
+              <w:rPr>
+                <w:sz w:val="20"/>
+                <w:lang w:eastAsia="ko-KR"/>
+              </w:rPr>
+              <w:t>및</w:t>
+            </w:r>
+            <w:r>
+              <w:rPr>
+                <w:sz w:val="20"/>
+                <w:lang w:eastAsia="ko-KR"/>
+              </w:rPr>
+              <w:t xml:space="preserve"> </w:t>
+            </w:r>
+            <w:r>
+              <w:rPr>
+                <w:sz w:val="20"/>
+                <w:lang w:eastAsia="ko-KR"/>
+              </w:rPr>
+              <w:t>결과</w:t>
+            </w:r>
+            <w:r>
+              <w:rPr>
+                <w:sz w:val="20"/>
+                <w:lang w:eastAsia="ko-KR"/>
+              </w:rPr>
+              <w:t xml:space="preserve"> </w:t>
+            </w:r>
+            <w:r>
+              <w:rPr>
+                <w:sz w:val="20"/>
+                <w:lang w:eastAsia="ko-KR"/>
+              </w:rPr>
+              <w:t>표시</w:t>
+            </w:r>
+            <w:r>
+              <w:rPr>
+                <w:sz w:val="20"/>
+                <w:lang w:eastAsia="ko-KR"/>
+              </w:rPr>
+              <w:t xml:space="preserve"> </w:t>
+            </w:r>
+            <w:r>
+              <w:rPr>
+                <w:sz w:val="20"/>
+                <w:lang w:eastAsia="ko-KR"/>
+              </w:rPr>
+              <w:t>흐름을</w:t>
+            </w:r>
+            <w:r>
+              <w:rPr>
+                <w:sz w:val="20"/>
+                <w:lang w:eastAsia="ko-KR"/>
+              </w:rPr>
+              <w:t xml:space="preserve"> </w:t>
+            </w:r>
+            <w:r>
+              <w:rPr>
+                <w:sz w:val="20"/>
+                <w:lang w:eastAsia="ko-KR"/>
+              </w:rPr>
+              <w:t>반영하고</w:t>
+            </w:r>
+            <w:r>
+              <w:rPr>
+                <w:sz w:val="20"/>
+                <w:lang w:eastAsia="ko-KR"/>
+              </w:rPr>
+              <w:t xml:space="preserve"> </w:t>
+            </w:r>
+            <w:r>
+              <w:rPr>
+                <w:sz w:val="20"/>
+                <w:lang w:eastAsia="ko-KR"/>
+              </w:rPr>
+              <w:t>설명을</w:t>
+            </w:r>
+            <w:r>
+              <w:rPr>
+                <w:sz w:val="20"/>
+                <w:lang w:eastAsia="ko-KR"/>
+              </w:rPr>
+              <w:t xml:space="preserve"> </w:t>
+            </w:r>
+            <w:r>
+              <w:rPr>
+                <w:sz w:val="20"/>
+                <w:lang w:eastAsia="ko-KR"/>
+              </w:rPr>
+              <w:t>수정했다</w:t>
+            </w:r>
+            <w:r>
+              <w:rPr>
+                <w:sz w:val="20"/>
+                <w:lang w:eastAsia="ko-KR"/>
+              </w:rPr>
+              <w:t>.</w:t>
+            </w:r>
+          </w:p>
+          <w:p>
+            <w:pPr>
+              <w:rPr>
+                <w:sz w:val="20"/>
+                <w:lang w:eastAsia="ko-KR"/>
+              </w:rPr>
+            </w:pPr>
+            <w:r>
+              <w:rPr>
+                <w:rFonts w:hint="eastAsia"/>
+                <w:sz w:val="20"/>
+                <w:lang w:eastAsia="ko-KR"/>
+              </w:rPr>
+              <w:t xml:space="preserve">- </w:t>
+            </w:r>
+            <w:r>
+              <w:rPr>
+                <w:sz w:val="20"/>
+                <w:lang w:eastAsia="ko-KR"/>
+              </w:rPr>
+              <w:t>이전</w:t>
+            </w:r>
+            <w:r>
+              <w:rPr>
+                <w:sz w:val="20"/>
+                <w:lang w:eastAsia="ko-KR"/>
+              </w:rPr>
+              <w:t xml:space="preserve"> </w:t>
+            </w:r>
+            <w:r>
+              <w:rPr>
+                <w:sz w:val="20"/>
+                <w:lang w:eastAsia="ko-KR"/>
+              </w:rPr>
+              <w:t>여행</w:t>
+            </w:r>
+            <w:r>
+              <w:rPr>
+                <w:sz w:val="20"/>
+                <w:lang w:eastAsia="ko-KR"/>
+              </w:rPr>
+              <w:t xml:space="preserve"> </w:t>
+            </w:r>
+            <w:r>
+              <w:rPr>
+                <w:sz w:val="20"/>
+                <w:lang w:eastAsia="ko-KR"/>
+              </w:rPr>
+              <w:t>조회와</w:t>
+            </w:r>
+            <w:r>
+              <w:rPr>
+                <w:sz w:val="20"/>
+                <w:lang w:eastAsia="ko-KR"/>
+              </w:rPr>
+              <w:t xml:space="preserve"> </w:t>
+            </w:r>
+            <w:r>
+              <w:rPr>
+                <w:sz w:val="20"/>
+                <w:lang w:eastAsia="ko-KR"/>
+              </w:rPr>
+              <w:t>단골</w:t>
+            </w:r>
+            <w:r>
+              <w:rPr>
+                <w:sz w:val="20"/>
+                <w:lang w:eastAsia="ko-KR"/>
+              </w:rPr>
+              <w:t xml:space="preserve"> </w:t>
+            </w:r>
+            <w:r>
+              <w:rPr>
+                <w:sz w:val="20"/>
+                <w:lang w:eastAsia="ko-KR"/>
+              </w:rPr>
+              <w:t>판정</w:t>
+            </w:r>
+            <w:r>
+              <w:rPr>
+                <w:sz w:val="20"/>
+                <w:lang w:eastAsia="ko-KR"/>
+              </w:rPr>
+              <w:t xml:space="preserve"> </w:t>
+            </w:r>
+            <w:r>
+              <w:rPr>
+                <w:sz w:val="20"/>
+                <w:lang w:eastAsia="ko-KR"/>
+              </w:rPr>
+              <w:t>기준을</w:t>
+            </w:r>
+            <w:r>
+              <w:rPr>
+                <w:sz w:val="20"/>
+                <w:lang w:eastAsia="ko-KR"/>
+              </w:rPr>
+              <w:t xml:space="preserve"> </w:t>
+            </w:r>
+            <w:r>
+              <w:rPr>
+                <w:sz w:val="20"/>
+                <w:lang w:eastAsia="ko-KR"/>
+              </w:rPr>
+              <w:t>출발일에서</w:t>
+            </w:r>
+            <w:r>
+              <w:rPr>
+                <w:sz w:val="20"/>
+                <w:lang w:eastAsia="ko-KR"/>
+              </w:rPr>
+              <w:t xml:space="preserve"> </w:t>
+            </w:r>
+            <w:r>
+              <w:rPr>
+                <w:sz w:val="20"/>
+                <w:lang w:eastAsia="ko-KR"/>
+              </w:rPr>
+              <w:t>여행</w:t>
+            </w:r>
+            <w:r>
+              <w:rPr>
+                <w:sz w:val="20"/>
+                <w:lang w:eastAsia="ko-KR"/>
+              </w:rPr>
+              <w:t xml:space="preserve"> </w:t>
+            </w:r>
+            <w:r>
+              <w:rPr>
+                <w:sz w:val="20"/>
+                <w:lang w:eastAsia="ko-KR"/>
+              </w:rPr>
+              <w:t>종료일</w:t>
+            </w:r>
+            <w:r>
+              <w:rPr>
+                <w:sz w:val="20"/>
+                <w:lang w:eastAsia="ko-KR"/>
+              </w:rPr>
+              <w:t xml:space="preserve"> </w:t>
+            </w:r>
+            <w:r>
+              <w:rPr>
+                <w:sz w:val="20"/>
+                <w:lang w:eastAsia="ko-KR"/>
+              </w:rPr>
+              <w:t>기준으로</w:t>
+            </w:r>
+            <w:r>
+              <w:rPr>
+                <w:sz w:val="20"/>
+                <w:lang w:eastAsia="ko-KR"/>
+              </w:rPr>
+              <w:t xml:space="preserve"> </w:t>
+            </w:r>
+            <w:r>
+              <w:rPr>
+                <w:sz w:val="20"/>
+                <w:lang w:eastAsia="ko-KR"/>
+              </w:rPr>
+              <w:t>변경했다</w:t>
+            </w:r>
+            <w:r>
+              <w:rPr>
+                <w:sz w:val="20"/>
+                <w:lang w:eastAsia="ko-KR"/>
+              </w:rPr>
+              <w:t>.</w:t>
+            </w:r>
+          </w:p>
+          <w:p>
+            <w:pPr>
+              <w:rPr>
+                <w:sz w:val="20"/>
+                <w:lang w:eastAsia="ko-KR"/>
+              </w:rPr>
+            </w:pPr>
+            <w:r>
+              <w:rPr>
+                <w:rFonts w:hint="eastAsia"/>
+                <w:sz w:val="20"/>
+                <w:lang w:eastAsia="ko-KR"/>
+              </w:rPr>
+              <w:t xml:space="preserve">- </w:t>
+            </w:r>
+            <w:r>
+              <w:rPr>
+                <w:sz w:val="20"/>
+                <w:lang w:eastAsia="ko-KR"/>
+              </w:rPr>
+              <w:t>기본</w:t>
+            </w:r>
+            <w:r>
+              <w:rPr>
+                <w:sz w:val="20"/>
+                <w:lang w:eastAsia="ko-KR"/>
+              </w:rPr>
+              <w:t xml:space="preserve"> </w:t>
+            </w:r>
+            <w:r>
+              <w:rPr>
+                <w:sz w:val="20"/>
+                <w:lang w:eastAsia="ko-KR"/>
+              </w:rPr>
+              <w:t>가격과</w:t>
+            </w:r>
+            <w:r>
+              <w:rPr>
+                <w:sz w:val="20"/>
+                <w:lang w:eastAsia="ko-KR"/>
+              </w:rPr>
+              <w:t xml:space="preserve"> </w:t>
+            </w:r>
+            <w:r>
+              <w:rPr>
+                <w:sz w:val="20"/>
+                <w:lang w:eastAsia="ko-KR"/>
+              </w:rPr>
+              <w:t>옵션</w:t>
+            </w:r>
+            <w:r>
+              <w:rPr>
+                <w:sz w:val="20"/>
+                <w:lang w:eastAsia="ko-KR"/>
+              </w:rPr>
+              <w:t xml:space="preserve"> </w:t>
+            </w:r>
+            <w:r>
+              <w:rPr>
+                <w:sz w:val="20"/>
+                <w:lang w:eastAsia="ko-KR"/>
+              </w:rPr>
+              <w:t>요금을</w:t>
+            </w:r>
+            <w:r>
+              <w:rPr>
+                <w:sz w:val="20"/>
+                <w:lang w:eastAsia="ko-KR"/>
+              </w:rPr>
+              <w:t xml:space="preserve"> 1</w:t>
+            </w:r>
+            <w:r>
+              <w:rPr>
+                <w:sz w:val="20"/>
+                <w:lang w:eastAsia="ko-KR"/>
+              </w:rPr>
+              <w:t>인</w:t>
+            </w:r>
+            <w:r>
+              <w:rPr>
+                <w:sz w:val="20"/>
+                <w:lang w:eastAsia="ko-KR"/>
+              </w:rPr>
+              <w:t xml:space="preserve"> </w:t>
+            </w:r>
+            <w:r>
+              <w:rPr>
+                <w:sz w:val="20"/>
+                <w:lang w:eastAsia="ko-KR"/>
+              </w:rPr>
+              <w:t>기준으로</w:t>
+            </w:r>
+            <w:r>
+              <w:rPr>
+                <w:sz w:val="20"/>
+                <w:lang w:eastAsia="ko-KR"/>
+              </w:rPr>
+              <w:t xml:space="preserve"> </w:t>
+            </w:r>
+            <w:r>
+              <w:rPr>
+                <w:sz w:val="20"/>
+                <w:lang w:eastAsia="ko-KR"/>
+              </w:rPr>
+              <w:t>명시하고</w:t>
+            </w:r>
+            <w:r>
+              <w:rPr>
+                <w:sz w:val="20"/>
+                <w:lang w:eastAsia="ko-KR"/>
+              </w:rPr>
+              <w:t xml:space="preserve">, </w:t>
+            </w:r>
+            <w:r>
+              <w:rPr>
+                <w:sz w:val="20"/>
+                <w:lang w:eastAsia="ko-KR"/>
+              </w:rPr>
+              <w:t>신청</w:t>
+            </w:r>
+            <w:r>
+              <w:rPr>
+                <w:sz w:val="20"/>
+                <w:lang w:eastAsia="ko-KR"/>
+              </w:rPr>
+              <w:t xml:space="preserve"> </w:t>
+            </w:r>
+            <w:r>
+              <w:rPr>
+                <w:sz w:val="20"/>
+                <w:lang w:eastAsia="ko-KR"/>
+              </w:rPr>
+              <w:t>인원에</w:t>
+            </w:r>
+            <w:r>
+              <w:rPr>
+                <w:sz w:val="20"/>
+                <w:lang w:eastAsia="ko-KR"/>
+              </w:rPr>
+              <w:t xml:space="preserve"> </w:t>
+            </w:r>
+            <w:r>
+              <w:rPr>
+                <w:sz w:val="20"/>
+                <w:lang w:eastAsia="ko-KR"/>
+              </w:rPr>
+              <w:t>따른</w:t>
+            </w:r>
+            <w:r>
+              <w:rPr>
+                <w:sz w:val="20"/>
+                <w:lang w:eastAsia="ko-KR"/>
+              </w:rPr>
+              <w:t xml:space="preserve"> </w:t>
+            </w:r>
+            <w:r>
+              <w:rPr>
+                <w:sz w:val="20"/>
+                <w:lang w:eastAsia="ko-KR"/>
+              </w:rPr>
+              <w:t>총</w:t>
+            </w:r>
+            <w:r>
+              <w:rPr>
+                <w:sz w:val="20"/>
+                <w:lang w:eastAsia="ko-KR"/>
+              </w:rPr>
+              <w:t xml:space="preserve"> </w:t>
+            </w:r>
+            <w:r>
+              <w:rPr>
+                <w:sz w:val="20"/>
+                <w:lang w:eastAsia="ko-KR"/>
+              </w:rPr>
+              <w:t>가격과</w:t>
+            </w:r>
+            <w:r>
+              <w:rPr>
+                <w:sz w:val="20"/>
+                <w:lang w:eastAsia="ko-KR"/>
+              </w:rPr>
+              <w:t xml:space="preserve"> </w:t>
+            </w:r>
+            <w:r>
+              <w:rPr>
+                <w:sz w:val="20"/>
+                <w:lang w:eastAsia="ko-KR"/>
+              </w:rPr>
+              <w:t>할인</w:t>
+            </w:r>
+            <w:r>
+              <w:rPr>
+                <w:sz w:val="20"/>
+                <w:lang w:eastAsia="ko-KR"/>
+              </w:rPr>
+              <w:t xml:space="preserve"> </w:t>
+            </w:r>
+            <w:r>
+              <w:rPr>
+                <w:sz w:val="20"/>
+                <w:lang w:eastAsia="ko-KR"/>
+              </w:rPr>
+              <w:t>후</w:t>
+            </w:r>
+            <w:r>
+              <w:rPr>
+                <w:sz w:val="20"/>
+                <w:lang w:eastAsia="ko-KR"/>
+              </w:rPr>
+              <w:t xml:space="preserve"> </w:t>
+            </w:r>
+            <w:r>
+              <w:rPr>
+                <w:sz w:val="20"/>
+                <w:lang w:eastAsia="ko-KR"/>
+              </w:rPr>
+              <w:t>최종</w:t>
+            </w:r>
+            <w:r>
+              <w:rPr>
+                <w:sz w:val="20"/>
+                <w:lang w:eastAsia="ko-KR"/>
+              </w:rPr>
+              <w:t xml:space="preserve"> </w:t>
+            </w:r>
+            <w:r>
+              <w:rPr>
+                <w:sz w:val="20"/>
+                <w:lang w:eastAsia="ko-KR"/>
+              </w:rPr>
+              <w:t>가격</w:t>
+            </w:r>
+            <w:r>
+              <w:rPr>
+                <w:sz w:val="20"/>
+                <w:lang w:eastAsia="ko-KR"/>
+              </w:rPr>
+              <w:t xml:space="preserve"> </w:t>
+            </w:r>
+            <w:r>
+              <w:rPr>
+                <w:sz w:val="20"/>
+                <w:lang w:eastAsia="ko-KR"/>
+              </w:rPr>
+              <w:t>계산</w:t>
+            </w:r>
+            <w:r>
+              <w:rPr>
+                <w:sz w:val="20"/>
+                <w:lang w:eastAsia="ko-KR"/>
+              </w:rPr>
+              <w:t xml:space="preserve"> </w:t>
+            </w:r>
+            <w:r>
+              <w:rPr>
+                <w:sz w:val="20"/>
+                <w:lang w:eastAsia="ko-KR"/>
+              </w:rPr>
+              <w:t>규칙을</w:t>
+            </w:r>
+            <w:r>
+              <w:rPr>
+                <w:sz w:val="20"/>
+                <w:lang w:eastAsia="ko-KR"/>
+              </w:rPr>
+              <w:t xml:space="preserve"> </w:t>
+            </w:r>
+            <w:r>
+              <w:rPr>
+                <w:sz w:val="20"/>
+                <w:lang w:eastAsia="ko-KR"/>
+              </w:rPr>
+              <w:t>구체화했다</w:t>
+            </w:r>
+            <w:r>
+              <w:rPr>
+                <w:sz w:val="20"/>
+                <w:lang w:eastAsia="ko-KR"/>
+              </w:rPr>
+              <w:t>.</w:t>
+            </w:r>
+          </w:p>
+          <w:p>
+            <w:pPr>
+              <w:rPr>
+                <w:sz w:val="20"/>
+                <w:lang w:eastAsia="ko-KR"/>
+              </w:rPr>
+            </w:pPr>
+            <w:r>
+              <w:rPr>
+                <w:rFonts w:hint="eastAsia"/>
+                <w:sz w:val="20"/>
+                <w:lang w:eastAsia="ko-KR"/>
+              </w:rPr>
+              <w:t xml:space="preserve">- </w:t>
+            </w:r>
+            <w:r>
+              <w:rPr>
+                <w:sz w:val="20"/>
+                <w:lang w:eastAsia="ko-KR"/>
+              </w:rPr>
+              <w:t>최종</w:t>
+            </w:r>
+            <w:r>
+              <w:rPr>
+                <w:sz w:val="20"/>
+                <w:lang w:eastAsia="ko-KR"/>
+              </w:rPr>
+              <w:t xml:space="preserve"> </w:t>
+            </w:r>
+            <w:r>
+              <w:rPr>
+                <w:sz w:val="20"/>
+                <w:lang w:eastAsia="ko-KR"/>
+              </w:rPr>
+              <w:t>신청</w:t>
+            </w:r>
+            <w:r>
+              <w:rPr>
+                <w:sz w:val="20"/>
+                <w:lang w:eastAsia="ko-KR"/>
+              </w:rPr>
+              <w:t xml:space="preserve"> </w:t>
+            </w:r>
+            <w:r>
+              <w:rPr>
+                <w:sz w:val="20"/>
+                <w:lang w:eastAsia="ko-KR"/>
+              </w:rPr>
+              <w:t>시</w:t>
+            </w:r>
+            <w:r>
+              <w:rPr>
+                <w:sz w:val="20"/>
+                <w:lang w:eastAsia="ko-KR"/>
+              </w:rPr>
+              <w:t xml:space="preserve"> </w:t>
+            </w:r>
+            <w:r>
+              <w:rPr>
+                <w:sz w:val="20"/>
+                <w:lang w:eastAsia="ko-KR"/>
+              </w:rPr>
+              <w:t>출발일</w:t>
+            </w:r>
+            <w:r>
+              <w:rPr>
+                <w:sz w:val="20"/>
+                <w:lang w:eastAsia="ko-KR"/>
+              </w:rPr>
+              <w:t>·</w:t>
+            </w:r>
+            <w:r>
+              <w:rPr>
+                <w:sz w:val="20"/>
+                <w:lang w:eastAsia="ko-KR"/>
+              </w:rPr>
+              <w:t>잔여</w:t>
+            </w:r>
+            <w:r>
+              <w:rPr>
+                <w:sz w:val="20"/>
+                <w:lang w:eastAsia="ko-KR"/>
+              </w:rPr>
+              <w:t xml:space="preserve"> </w:t>
+            </w:r>
+            <w:r>
+              <w:rPr>
+                <w:sz w:val="20"/>
+                <w:lang w:eastAsia="ko-KR"/>
+              </w:rPr>
+              <w:t>정원</w:t>
+            </w:r>
+            <w:r>
+              <w:rPr>
+                <w:sz w:val="20"/>
+                <w:lang w:eastAsia="ko-KR"/>
+              </w:rPr>
+              <w:t>·</w:t>
+            </w:r>
+            <w:r>
+              <w:rPr>
+                <w:sz w:val="20"/>
+                <w:lang w:eastAsia="ko-KR"/>
+              </w:rPr>
+              <w:t>옵션을</w:t>
+            </w:r>
+            <w:r>
+              <w:rPr>
+                <w:sz w:val="20"/>
+                <w:lang w:eastAsia="ko-KR"/>
+              </w:rPr>
+              <w:t xml:space="preserve"> </w:t>
+            </w:r>
+            <w:r>
+              <w:rPr>
+                <w:sz w:val="20"/>
+                <w:lang w:eastAsia="ko-KR"/>
+              </w:rPr>
+              <w:t>다시</w:t>
+            </w:r>
+            <w:r>
+              <w:rPr>
+                <w:sz w:val="20"/>
+                <w:lang w:eastAsia="ko-KR"/>
+              </w:rPr>
+              <w:t xml:space="preserve"> </w:t>
+            </w:r>
+            <w:r>
+              <w:rPr>
+                <w:sz w:val="20"/>
+                <w:lang w:eastAsia="ko-KR"/>
+              </w:rPr>
+              <w:t>확인하도록</w:t>
+            </w:r>
+            <w:r>
+              <w:rPr>
+                <w:sz w:val="20"/>
+                <w:lang w:eastAsia="ko-KR"/>
+              </w:rPr>
+              <w:t xml:space="preserve"> </w:t>
+            </w:r>
+            <w:r>
+              <w:rPr>
+                <w:sz w:val="20"/>
+                <w:lang w:eastAsia="ko-KR"/>
+              </w:rPr>
+              <w:t>하고</w:t>
+            </w:r>
+            <w:r>
+              <w:rPr>
+                <w:sz w:val="20"/>
+                <w:lang w:eastAsia="ko-KR"/>
+              </w:rPr>
+              <w:t xml:space="preserve">, </w:t>
+            </w:r>
+            <w:r>
+              <w:rPr>
+                <w:sz w:val="20"/>
+                <w:lang w:eastAsia="ko-KR"/>
+              </w:rPr>
+              <w:t>인원</w:t>
+            </w:r>
+            <w:r>
+              <w:rPr>
+                <w:sz w:val="20"/>
+                <w:lang w:eastAsia="ko-KR"/>
+              </w:rPr>
+              <w:t>·</w:t>
+            </w:r>
+            <w:r>
+              <w:rPr>
+                <w:sz w:val="20"/>
+                <w:lang w:eastAsia="ko-KR"/>
+              </w:rPr>
+              <w:t>여행</w:t>
+            </w:r>
+            <w:r>
+              <w:rPr>
+                <w:sz w:val="20"/>
+                <w:lang w:eastAsia="ko-KR"/>
+              </w:rPr>
+              <w:t xml:space="preserve"> </w:t>
+            </w:r>
+            <w:r>
+              <w:rPr>
+                <w:sz w:val="20"/>
+                <w:lang w:eastAsia="ko-KR"/>
+              </w:rPr>
+              <w:t>기간</w:t>
+            </w:r>
+            <w:r>
+              <w:rPr>
+                <w:sz w:val="20"/>
+                <w:lang w:eastAsia="ko-KR"/>
+              </w:rPr>
+              <w:t>·</w:t>
+            </w:r>
+            <w:r>
+              <w:rPr>
+                <w:sz w:val="20"/>
+                <w:lang w:eastAsia="ko-KR"/>
+              </w:rPr>
+              <w:t>정원</w:t>
+            </w:r>
+            <w:r>
+              <w:rPr>
+                <w:sz w:val="20"/>
+                <w:lang w:eastAsia="ko-KR"/>
+              </w:rPr>
+              <w:t>·</w:t>
+            </w:r>
+            <w:r>
+              <w:rPr>
+                <w:sz w:val="20"/>
+                <w:lang w:eastAsia="ko-KR"/>
+              </w:rPr>
+              <w:t>물품</w:t>
+            </w:r>
+            <w:r>
+              <w:rPr>
+                <w:sz w:val="20"/>
+                <w:lang w:eastAsia="ko-KR"/>
+              </w:rPr>
+              <w:t xml:space="preserve"> </w:t>
+            </w:r>
+            <w:r>
+              <w:rPr>
+                <w:sz w:val="20"/>
+                <w:lang w:eastAsia="ko-KR"/>
+              </w:rPr>
+              <w:t>수량의</w:t>
+            </w:r>
+            <w:r>
+              <w:rPr>
+                <w:sz w:val="20"/>
+                <w:lang w:eastAsia="ko-KR"/>
+              </w:rPr>
+              <w:t xml:space="preserve"> </w:t>
+            </w:r>
+            <w:r>
+              <w:rPr>
+                <w:sz w:val="20"/>
+                <w:lang w:eastAsia="ko-KR"/>
+              </w:rPr>
+              <w:t>입력</w:t>
+            </w:r>
+            <w:r>
+              <w:rPr>
+                <w:sz w:val="20"/>
+                <w:lang w:eastAsia="ko-KR"/>
+              </w:rPr>
+              <w:t xml:space="preserve"> </w:t>
+            </w:r>
+            <w:r>
+              <w:rPr>
+                <w:sz w:val="20"/>
+                <w:lang w:eastAsia="ko-KR"/>
+              </w:rPr>
+              <w:t>조건을</w:t>
+            </w:r>
+            <w:r>
+              <w:rPr>
+                <w:sz w:val="20"/>
+                <w:lang w:eastAsia="ko-KR"/>
+              </w:rPr>
+              <w:t xml:space="preserve"> </w:t>
+            </w:r>
+            <w:r>
+              <w:rPr>
+                <w:sz w:val="20"/>
+                <w:lang w:eastAsia="ko-KR"/>
+              </w:rPr>
+              <w:t>보완했다</w:t>
+            </w:r>
+            <w:r>
+              <w:rPr>
+                <w:sz w:val="20"/>
+                <w:lang w:eastAsia="ko-KR"/>
+              </w:rPr>
+              <w:t>.</w:t>
+            </w:r>
+          </w:p>
+          <w:p>
+            <w:pPr>
+              <w:rPr>
+                <w:sz w:val="20"/>
+                <w:lang w:eastAsia="ko-KR"/>
+              </w:rPr>
+            </w:pPr>
+            <w:r>
+              <w:rPr>
+                <w:rFonts w:hint="eastAsia"/>
+                <w:sz w:val="20"/>
+                <w:lang w:eastAsia="ko-KR"/>
+              </w:rPr>
+              <w:t xml:space="preserve">- </w:t>
+            </w:r>
+            <w:r>
+              <w:rPr>
+                <w:sz w:val="20"/>
+                <w:lang w:eastAsia="ko-KR"/>
+              </w:rPr>
+              <w:t>변경</w:t>
+            </w:r>
+            <w:r>
+              <w:rPr>
+                <w:sz w:val="20"/>
+                <w:lang w:eastAsia="ko-KR"/>
+              </w:rPr>
+              <w:t xml:space="preserve"> </w:t>
+            </w:r>
+            <w:r>
+              <w:rPr>
+                <w:sz w:val="20"/>
+                <w:lang w:eastAsia="ko-KR"/>
+              </w:rPr>
+              <w:t>가능한</w:t>
+            </w:r>
+            <w:r>
+              <w:rPr>
+                <w:sz w:val="20"/>
+                <w:lang w:eastAsia="ko-KR"/>
+              </w:rPr>
+              <w:t xml:space="preserve"> </w:t>
+            </w:r>
+            <w:r>
+              <w:rPr>
+                <w:sz w:val="20"/>
+                <w:lang w:eastAsia="ko-KR"/>
+              </w:rPr>
+              <w:t>교통의</w:t>
+            </w:r>
+            <w:r>
+              <w:rPr>
+                <w:sz w:val="20"/>
+                <w:lang w:eastAsia="ko-KR"/>
+              </w:rPr>
+              <w:t xml:space="preserve"> </w:t>
+            </w:r>
+            <w:r>
+              <w:rPr>
+                <w:sz w:val="20"/>
+                <w:lang w:eastAsia="ko-KR"/>
+              </w:rPr>
+              <w:t>범위와</w:t>
+            </w:r>
+            <w:r>
+              <w:rPr>
+                <w:sz w:val="20"/>
+                <w:lang w:eastAsia="ko-KR"/>
+              </w:rPr>
+              <w:t xml:space="preserve"> </w:t>
+            </w:r>
+            <w:r>
+              <w:rPr>
+                <w:sz w:val="20"/>
+                <w:lang w:eastAsia="ko-KR"/>
+              </w:rPr>
+              <w:t>테마별</w:t>
+            </w:r>
+            <w:r>
+              <w:rPr>
+                <w:sz w:val="20"/>
+                <w:lang w:eastAsia="ko-KR"/>
+              </w:rPr>
+              <w:t xml:space="preserve"> </w:t>
+            </w:r>
+            <w:r>
+              <w:rPr>
+                <w:sz w:val="20"/>
+                <w:lang w:eastAsia="ko-KR"/>
+              </w:rPr>
+              <w:t>현지</w:t>
+            </w:r>
+            <w:r>
+              <w:rPr>
+                <w:sz w:val="20"/>
+                <w:lang w:eastAsia="ko-KR"/>
+              </w:rPr>
+              <w:t xml:space="preserve"> </w:t>
+            </w:r>
+            <w:r>
+              <w:rPr>
+                <w:sz w:val="20"/>
+                <w:lang w:eastAsia="ko-KR"/>
+              </w:rPr>
+              <w:t>차량의</w:t>
+            </w:r>
+            <w:r>
+              <w:rPr>
+                <w:sz w:val="20"/>
+                <w:lang w:eastAsia="ko-KR"/>
+              </w:rPr>
+              <w:t xml:space="preserve"> </w:t>
+            </w:r>
+            <w:r>
+              <w:rPr>
+                <w:sz w:val="20"/>
+                <w:lang w:eastAsia="ko-KR"/>
+              </w:rPr>
+              <w:t>구분을</w:t>
+            </w:r>
+            <w:r>
+              <w:rPr>
+                <w:sz w:val="20"/>
+                <w:lang w:eastAsia="ko-KR"/>
+              </w:rPr>
+              <w:t xml:space="preserve"> </w:t>
+            </w:r>
+            <w:r>
+              <w:rPr>
+                <w:sz w:val="20"/>
+                <w:lang w:eastAsia="ko-KR"/>
+              </w:rPr>
+              <w:t>명시했다</w:t>
+            </w:r>
+            <w:r>
+              <w:rPr>
+                <w:sz w:val="20"/>
+                <w:lang w:eastAsia="ko-KR"/>
+              </w:rPr>
+              <w:t>.</w:t>
+            </w:r>
+          </w:p>
+          <w:p>
+            <w:pPr>
+              <w:rPr>
+                <w:sz w:val="20"/>
+                <w:lang w:eastAsia="ko-KR"/>
+              </w:rPr>
+            </w:pPr>
+            <w:r>
+              <w:rPr>
+                <w:rFonts w:hint="eastAsia"/>
+                <w:sz w:val="20"/>
+                <w:lang w:eastAsia="ko-KR"/>
+              </w:rPr>
+              <w:t xml:space="preserve">- </w:t>
+            </w:r>
+            <w:r>
+              <w:rPr>
+                <w:sz w:val="20"/>
+                <w:lang w:eastAsia="ko-KR"/>
+              </w:rPr>
+              <w:t>테마별</w:t>
+            </w:r>
+            <w:r>
+              <w:rPr>
+                <w:sz w:val="20"/>
+                <w:lang w:eastAsia="ko-KR"/>
+              </w:rPr>
+              <w:t xml:space="preserve"> </w:t>
+            </w:r>
+            <w:r>
+              <w:rPr>
+                <w:sz w:val="20"/>
+                <w:lang w:eastAsia="ko-KR"/>
+              </w:rPr>
+              <w:t>기본</w:t>
+            </w:r>
+            <w:r>
+              <w:rPr>
+                <w:sz w:val="20"/>
+                <w:lang w:eastAsia="ko-KR"/>
+              </w:rPr>
+              <w:t xml:space="preserve"> </w:t>
+            </w:r>
+            <w:r>
+              <w:rPr>
+                <w:sz w:val="20"/>
+                <w:lang w:eastAsia="ko-KR"/>
+              </w:rPr>
+              <w:t>서비스</w:t>
+            </w:r>
+            <w:r>
+              <w:rPr>
+                <w:sz w:val="20"/>
+                <w:lang w:eastAsia="ko-KR"/>
+              </w:rPr>
+              <w:t>·</w:t>
+            </w:r>
+            <w:r>
+              <w:rPr>
+                <w:sz w:val="20"/>
+                <w:lang w:eastAsia="ko-KR"/>
+              </w:rPr>
+              <w:t>제공</w:t>
+            </w:r>
+            <w:r>
+              <w:rPr>
+                <w:sz w:val="20"/>
+                <w:lang w:eastAsia="ko-KR"/>
+              </w:rPr>
+              <w:t xml:space="preserve"> </w:t>
+            </w:r>
+            <w:r>
+              <w:rPr>
+                <w:sz w:val="20"/>
+                <w:lang w:eastAsia="ko-KR"/>
+              </w:rPr>
+              <w:t>물품</w:t>
+            </w:r>
+            <w:r>
+              <w:rPr>
+                <w:sz w:val="20"/>
+                <w:lang w:eastAsia="ko-KR"/>
+              </w:rPr>
+              <w:t>·</w:t>
+            </w:r>
+            <w:r>
+              <w:rPr>
+                <w:sz w:val="20"/>
+                <w:lang w:eastAsia="ko-KR"/>
+              </w:rPr>
+              <w:t>현지</w:t>
+            </w:r>
+            <w:r>
+              <w:rPr>
+                <w:sz w:val="20"/>
+                <w:lang w:eastAsia="ko-KR"/>
+              </w:rPr>
+              <w:t xml:space="preserve"> </w:t>
+            </w:r>
+            <w:r>
+              <w:rPr>
+                <w:sz w:val="20"/>
+                <w:lang w:eastAsia="ko-KR"/>
+              </w:rPr>
+              <w:t>차량을</w:t>
+            </w:r>
+            <w:r>
+              <w:rPr>
+                <w:sz w:val="20"/>
+                <w:lang w:eastAsia="ko-KR"/>
+              </w:rPr>
+              <w:t xml:space="preserve"> </w:t>
+            </w:r>
+            <w:r>
+              <w:rPr>
+                <w:sz w:val="20"/>
+                <w:lang w:eastAsia="ko-KR"/>
+              </w:rPr>
+              <w:t>표로</w:t>
+            </w:r>
+            <w:r>
+              <w:rPr>
+                <w:sz w:val="20"/>
+                <w:lang w:eastAsia="ko-KR"/>
+              </w:rPr>
+              <w:t xml:space="preserve"> </w:t>
+            </w:r>
+            <w:r>
+              <w:rPr>
+                <w:sz w:val="20"/>
+                <w:lang w:eastAsia="ko-KR"/>
+              </w:rPr>
+              <w:t>정리하고</w:t>
+            </w:r>
+            <w:r>
+              <w:rPr>
+                <w:sz w:val="20"/>
+                <w:lang w:eastAsia="ko-KR"/>
+              </w:rPr>
+              <w:t xml:space="preserve"> </w:t>
+            </w:r>
+            <w:r>
+              <w:rPr>
+                <w:sz w:val="20"/>
+                <w:lang w:eastAsia="ko-KR"/>
+              </w:rPr>
+              <w:t>상품</w:t>
+            </w:r>
+            <w:r>
+              <w:rPr>
+                <w:sz w:val="20"/>
+                <w:lang w:eastAsia="ko-KR"/>
+              </w:rPr>
+              <w:t xml:space="preserve"> </w:t>
+            </w:r>
+            <w:r>
+              <w:rPr>
+                <w:sz w:val="20"/>
+                <w:lang w:eastAsia="ko-KR"/>
+              </w:rPr>
+              <w:t>안내에</w:t>
+            </w:r>
+            <w:r>
+              <w:rPr>
+                <w:sz w:val="20"/>
+                <w:lang w:eastAsia="ko-KR"/>
+              </w:rPr>
+              <w:t xml:space="preserve"> </w:t>
+            </w:r>
+            <w:r>
+              <w:rPr>
+                <w:sz w:val="20"/>
+                <w:lang w:eastAsia="ko-KR"/>
+              </w:rPr>
+              <w:t>반영했다</w:t>
             </w:r>
             <w:r>
               <w:rPr>
@@ -13100,7 +14740,6 @@
           <w:p>
             <w:pPr>
               <w:rPr>
-                <w:rFonts w:hint="eastAsia"/>
                 <w:sz w:val="20"/>
                 <w:lang w:eastAsia="ko-KR"/>
               </w:rPr>
@@ -15283,7 +16922,6 @@
           <w:p>
             <w:pPr>
               <w:rPr>
-                <w:rFonts w:hint="eastAsia"/>
                 <w:sz w:val="20"/>
                 <w:lang w:eastAsia="ko-KR"/>
               </w:rPr>
@@ -15877,7 +17515,6 @@
           <w:p>
             <w:pPr>
               <w:rPr>
-                <w:rFonts w:hint="eastAsia"/>
                 <w:sz w:val="20"/>
                 <w:lang w:eastAsia="ko-KR"/>
               </w:rPr>
@@ -17788,7 +19425,6 @@
           <w:p>
             <w:pPr>
               <w:rPr>
-                <w:rFonts w:hint="eastAsia"/>
                 <w:sz w:val="20"/>
                 <w:lang w:eastAsia="ko-KR"/>
               </w:rPr>
@@ -18874,57 +20510,50 @@
             <w:pPr>
               <w:rPr>
                 <w:sz w:val="20"/>
+                <w:lang w:eastAsia="ko-KR"/>
               </w:rPr>
             </w:pPr>
-            <w:proofErr w:type="spellStart"/>
-            <w:r>
-              <w:rPr>
-                <w:sz w:val="20"/>
+            <w:r>
+              <w:rPr>
+                <w:sz w:val="20"/>
+                <w:lang w:eastAsia="ko-KR"/>
               </w:rPr>
               <w:t>결제는</w:t>
             </w:r>
-            <w:proofErr w:type="spellEnd"/>
-            <w:r>
-              <w:rPr>
-                <w:sz w:val="20"/>
-              </w:rPr>
-              <w:t xml:space="preserve"> </w:t>
-            </w:r>
-            <w:proofErr w:type="spellStart"/>
-            <w:r>
-              <w:rPr>
-                <w:sz w:val="20"/>
+            <w:r>
+              <w:rPr>
+                <w:sz w:val="20"/>
+                <w:lang w:eastAsia="ko-KR"/>
+              </w:rPr>
+              <w:t xml:space="preserve"> </w:t>
+            </w:r>
+            <w:r>
+              <w:rPr>
+                <w:sz w:val="20"/>
+                <w:lang w:eastAsia="ko-KR"/>
               </w:rPr>
               <w:t>다루지</w:t>
             </w:r>
-            <w:proofErr w:type="spellEnd"/>
-            <w:r>
-              <w:rPr>
-                <w:sz w:val="20"/>
-              </w:rPr>
-              <w:t xml:space="preserve"> </w:t>
-            </w:r>
-            <w:proofErr w:type="spellStart"/>
-            <w:proofErr w:type="gramStart"/>
-            <w:r>
-              <w:rPr>
-                <w:sz w:val="20"/>
+            <w:r>
+              <w:rPr>
+                <w:sz w:val="20"/>
+                <w:lang w:eastAsia="ko-KR"/>
+              </w:rPr>
+              <w:t xml:space="preserve"> </w:t>
+            </w:r>
+            <w:r>
+              <w:rPr>
+                <w:sz w:val="20"/>
+                <w:lang w:eastAsia="ko-KR"/>
               </w:rPr>
               <w:t>않는다</w:t>
             </w:r>
-            <w:proofErr w:type="spellEnd"/>
-            <w:r>
-              <w:rPr>
-                <w:sz w:val="20"/>
-              </w:rPr>
-              <w:t>(</w:t>
-            </w:r>
-            <w:proofErr w:type="gramEnd"/>
-            <w:r>
-              <w:rPr>
-                <w:sz w:val="20"/>
-              </w:rPr>
-              <w:t>1.3).</w:t>
+            <w:r>
+              <w:rPr>
+                <w:sz w:val="20"/>
+                <w:lang w:eastAsia="ko-KR"/>
+              </w:rPr>
+              <w:t>(1.3).</w:t>
             </w:r>
           </w:p>
           <w:p>
@@ -20226,7 +21855,6 @@
       <w:pPr>
         <w:spacing w:after="120"/>
         <w:rPr>
-          <w:rFonts w:hint="eastAsia"/>
           <w:lang w:eastAsia="ko-KR"/>
         </w:rPr>
       </w:pPr>
@@ -20283,7 +21911,6 @@
     <w:p>
       <w:pPr>
         <w:rPr>
-          <w:rFonts w:hint="eastAsia"/>
           <w:sz w:val="20"/>
           <w:szCs w:val="20"/>
           <w:lang w:eastAsia="ko-KR"/>
@@ -27645,7 +29272,6 @@
           <w:p>
             <w:pPr>
               <w:rPr>
-                <w:rFonts w:hint="eastAsia"/>
                 <w:sz w:val="20"/>
                 <w:lang w:eastAsia="ko-KR"/>
               </w:rPr>
@@ -28431,7 +30057,6 @@
           <w:p>
             <w:pPr>
               <w:rPr>
-                <w:rFonts w:hint="eastAsia"/>
                 <w:lang w:eastAsia="ko-KR"/>
               </w:rPr>
             </w:pPr>
@@ -38421,7 +40046,6 @@
       <w:pPr>
         <w:jc w:val="center"/>
         <w:rPr>
-          <w:rFonts w:hint="eastAsia"/>
           <w:lang w:eastAsia="ko-KR"/>
         </w:rPr>
       </w:pPr>
@@ -40227,7 +41851,6 @@
       <w:pPr>
         <w:spacing w:after="160"/>
         <w:rPr>
-          <w:rFonts w:hint="eastAsia"/>
           <w:lang w:eastAsia="ko-KR"/>
         </w:rPr>
       </w:pPr>
@@ -40524,7 +42147,6 @@
       <w:pPr>
         <w:spacing w:after="0"/>
         <w:rPr>
-          <w:rFonts w:hint="eastAsia"/>
           <w:lang w:eastAsia="ko-KR"/>
         </w:rPr>
       </w:pPr>
@@ -40733,12 +42355,14 @@
         <w:rPr>
           <w:b/>
           <w:bCs/>
+          <w:lang w:eastAsia="ko-KR"/>
         </w:rPr>
       </w:pPr>
       <w:r>
         <w:rPr>
           <w:b/>
           <w:bCs/>
+          <w:lang w:eastAsia="ko-KR"/>
         </w:rPr>
         <w:t>Calculate Price</w:t>
       </w:r>
@@ -40747,7 +42371,6 @@
       <w:pPr>
         <w:spacing w:after="0"/>
         <w:rPr>
-          <w:rFonts w:hint="eastAsia"/>
           <w:lang w:eastAsia="ko-KR"/>
         </w:rPr>
       </w:pPr>
@@ -40972,7 +42595,6 @@
       <w:pPr>
         <w:spacing w:after="0"/>
         <w:rPr>
-          <w:rFonts w:hint="eastAsia"/>
           <w:lang w:eastAsia="ko-KR"/>
         </w:rPr>
       </w:pPr>
@@ -41147,12 +42769,14 @@
         <w:rPr>
           <w:b/>
           <w:bCs/>
+          <w:lang w:eastAsia="ko-KR"/>
         </w:rPr>
       </w:pPr>
       <w:r>
         <w:rPr>
           <w:b/>
           <w:bCs/>
+          <w:lang w:eastAsia="ko-KR"/>
         </w:rPr>
         <w:t>Show Summary</w:t>
       </w:r>
@@ -41337,7 +42961,6 @@
       <w:pPr>
         <w:spacing w:after="160"/>
         <w:rPr>
-          <w:rFonts w:hint="eastAsia"/>
           <w:lang w:eastAsia="ko-KR"/>
         </w:rPr>
       </w:pPr>
@@ -41679,12 +43302,14 @@
         <w:rPr>
           <w:b/>
           <w:bCs/>
+          <w:lang w:eastAsia="ko-KR"/>
         </w:rPr>
       </w:pPr>
       <w:r>
         <w:rPr>
           <w:b/>
           <w:bCs/>
+          <w:lang w:eastAsia="ko-KR"/>
         </w:rPr>
         <w:t>Validate and Save Application</w:t>
       </w:r>
@@ -41693,7 +43318,6 @@
       <w:pPr>
         <w:spacing w:after="0"/>
         <w:rPr>
-          <w:rFonts w:hint="eastAsia"/>
           <w:lang w:eastAsia="ko-KR"/>
         </w:rPr>
       </w:pPr>
@@ -42014,6 +43638,9 @@
     <w:p>
       <w:pPr>
         <w:spacing w:after="0"/>
+        <w:rPr>
+          <w:lang w:eastAsia="ko-KR"/>
+        </w:rPr>
       </w:pPr>
       <w:r>
         <w:rPr>
@@ -42439,6 +44066,9 @@
     <w:p>
       <w:pPr>
         <w:spacing w:after="0"/>
+        <w:rPr>
+          <w:lang w:eastAsia="ko-KR"/>
+        </w:rPr>
       </w:pPr>
     </w:p>
     <w:p>
@@ -42750,7 +44380,6 @@
       <w:pPr>
         <w:spacing w:after="160"/>
         <w:rPr>
-          <w:rFonts w:hint="eastAsia"/>
           <w:lang w:eastAsia="ko-KR"/>
         </w:rPr>
       </w:pPr>
@@ -43177,6 +44806,155 @@
       </w:rPr>
     </w:lvl>
   </w:abstractNum>
+  <w:abstractNum w:abstractNumId="9" w15:restartNumberingAfterBreak="0">
+    <w:nsid w:val="76AA3058"/>
+    <w:multiLevelType w:val="multilevel"/>
+    <w:tmpl w:val="DC3EB640"/>
+    <w:lvl w:ilvl="0">
+      <w:start w:val="1"/>
+      <w:numFmt w:val="bullet"/>
+      <w:lvlText w:val=""/>
+      <w:lvlJc w:val="left"/>
+      <w:pPr>
+        <w:tabs>
+          <w:tab w:val="num" w:pos="720"/>
+        </w:tabs>
+        <w:ind w:left="720" w:hanging="360"/>
+      </w:pPr>
+      <w:rPr>
+        <w:rFonts w:ascii="Symbol" w:hAnsi="Symbol" w:hint="default"/>
+        <w:sz w:val="20"/>
+      </w:rPr>
+    </w:lvl>
+    <w:lvl w:ilvl="1" w:tentative="1">
+      <w:start w:val="1"/>
+      <w:numFmt w:val="bullet"/>
+      <w:lvlText w:val="o"/>
+      <w:lvlJc w:val="left"/>
+      <w:pPr>
+        <w:tabs>
+          <w:tab w:val="num" w:pos="1440"/>
+        </w:tabs>
+        <w:ind w:left="1440" w:hanging="360"/>
+      </w:pPr>
+      <w:rPr>
+        <w:rFonts w:ascii="Courier New" w:hAnsi="Courier New" w:hint="default"/>
+        <w:sz w:val="20"/>
+      </w:rPr>
+    </w:lvl>
+    <w:lvl w:ilvl="2" w:tentative="1">
+      <w:start w:val="1"/>
+      <w:numFmt w:val="bullet"/>
+      <w:lvlText w:val=""/>
+      <w:lvlJc w:val="left"/>
+      <w:pPr>
+        <w:tabs>
+          <w:tab w:val="num" w:pos="2160"/>
+        </w:tabs>
+        <w:ind w:left="2160" w:hanging="360"/>
+      </w:pPr>
+      <w:rPr>
+        <w:rFonts w:ascii="Wingdings" w:hAnsi="Wingdings" w:hint="default"/>
+        <w:sz w:val="20"/>
+      </w:rPr>
+    </w:lvl>
+    <w:lvl w:ilvl="3" w:tentative="1">
+      <w:start w:val="1"/>
+      <w:numFmt w:val="bullet"/>
+      <w:lvlText w:val=""/>
+      <w:lvlJc w:val="left"/>
+      <w:pPr>
+        <w:tabs>
+          <w:tab w:val="num" w:pos="2880"/>
+        </w:tabs>
+        <w:ind w:left="2880" w:hanging="360"/>
+      </w:pPr>
+      <w:rPr>
+        <w:rFonts w:ascii="Wingdings" w:hAnsi="Wingdings" w:hint="default"/>
+        <w:sz w:val="20"/>
+      </w:rPr>
+    </w:lvl>
+    <w:lvl w:ilvl="4" w:tentative="1">
+      <w:start w:val="1"/>
+      <w:numFmt w:val="bullet"/>
+      <w:lvlText w:val=""/>
+      <w:lvlJc w:val="left"/>
+      <w:pPr>
+        <w:tabs>
+          <w:tab w:val="num" w:pos="3600"/>
+        </w:tabs>
+        <w:ind w:left="3600" w:hanging="360"/>
+      </w:pPr>
+      <w:rPr>
+        <w:rFonts w:ascii="Wingdings" w:hAnsi="Wingdings" w:hint="default"/>
+        <w:sz w:val="20"/>
+      </w:rPr>
+    </w:lvl>
+    <w:lvl w:ilvl="5" w:tentative="1">
+      <w:start w:val="1"/>
+      <w:numFmt w:val="bullet"/>
+      <w:lvlText w:val=""/>
+      <w:lvlJc w:val="left"/>
+      <w:pPr>
+        <w:tabs>
+          <w:tab w:val="num" w:pos="4320"/>
+        </w:tabs>
+        <w:ind w:left="4320" w:hanging="360"/>
+      </w:pPr>
+      <w:rPr>
+        <w:rFonts w:ascii="Wingdings" w:hAnsi="Wingdings" w:hint="default"/>
+        <w:sz w:val="20"/>
+      </w:rPr>
+    </w:lvl>
+    <w:lvl w:ilvl="6" w:tentative="1">
+      <w:start w:val="1"/>
+      <w:numFmt w:val="bullet"/>
+      <w:lvlText w:val=""/>
+      <w:lvlJc w:val="left"/>
+      <w:pPr>
+        <w:tabs>
+          <w:tab w:val="num" w:pos="5040"/>
+        </w:tabs>
+        <w:ind w:left="5040" w:hanging="360"/>
+      </w:pPr>
+      <w:rPr>
+        <w:rFonts w:ascii="Wingdings" w:hAnsi="Wingdings" w:hint="default"/>
+        <w:sz w:val="20"/>
+      </w:rPr>
+    </w:lvl>
+    <w:lvl w:ilvl="7" w:tentative="1">
+      <w:start w:val="1"/>
+      <w:numFmt w:val="bullet"/>
+      <w:lvlText w:val=""/>
+      <w:lvlJc w:val="left"/>
+      <w:pPr>
+        <w:tabs>
+          <w:tab w:val="num" w:pos="5760"/>
+        </w:tabs>
+        <w:ind w:left="5760" w:hanging="360"/>
+      </w:pPr>
+      <w:rPr>
+        <w:rFonts w:ascii="Wingdings" w:hAnsi="Wingdings" w:hint="default"/>
+        <w:sz w:val="20"/>
+      </w:rPr>
+    </w:lvl>
+    <w:lvl w:ilvl="8" w:tentative="1">
+      <w:start w:val="1"/>
+      <w:numFmt w:val="bullet"/>
+      <w:lvlText w:val=""/>
+      <w:lvlJc w:val="left"/>
+      <w:pPr>
+        <w:tabs>
+          <w:tab w:val="num" w:pos="6480"/>
+        </w:tabs>
+        <w:ind w:left="6480" w:hanging="360"/>
+      </w:pPr>
+      <w:rPr>
+        <w:rFonts w:ascii="Wingdings" w:hAnsi="Wingdings" w:hint="default"/>
+        <w:sz w:val="20"/>
+      </w:rPr>
+    </w:lvl>
+  </w:abstractNum>
   <w:num w:numId="1" w16cid:durableId="490680980">
     <w:abstractNumId w:val="8"/>
   </w:num>
@@ -43203,6 +44981,9 @@
   </w:num>
   <w:num w:numId="9" w16cid:durableId="1092042738">
     <w:abstractNumId w:val="0"/>
+  </w:num>
+  <w:num w:numId="10" w16cid:durableId="622081167">
+    <w:abstractNumId w:val="9"/>
   </w:num>
 </w:numbering>
 </file>
